--- a/目标检测与识别.docx
+++ b/目标检测与识别.docx
@@ -4,7 +4,7 @@
   <w:body>
     <w:p>
       <w:pPr>
-        <w:pStyle w:val="44"/>
+        <w:pStyle w:val="47"/>
         <w:jc w:val="left"/>
       </w:pPr>
       <w:bookmarkStart w:id="0" w:name="基于deepsort的多目标跟踪算法原理_垂直领域应用及未来演进研究"/>
@@ -56,7 +56,7 @@
     </w:p>
     <w:p>
       <w:pPr>
-        <w:pStyle w:val="44"/>
+        <w:pStyle w:val="47"/>
       </w:pPr>
       <w:r>
         <w:rPr>
@@ -109,7 +109,7 @@
     </w:p>
     <w:p>
       <w:pPr>
-        <w:pStyle w:val="45"/>
+        <w:pStyle w:val="48"/>
         <w:spacing w:before="936"/>
         <w:rPr>
           <w:rFonts w:hint="eastAsia" w:eastAsia="黑体"/>
@@ -126,18 +126,18 @@
     </w:p>
     <w:p>
       <w:pPr>
-        <w:pStyle w:val="49"/>
+        <w:pStyle w:val="52"/>
       </w:pPr>
     </w:p>
     <w:p>
       <w:pPr>
-        <w:pStyle w:val="50"/>
+        <w:pStyle w:val="53"/>
         <w:spacing w:before="1092" w:beforeLines="350"/>
       </w:pPr>
     </w:p>
     <w:tbl>
       <w:tblPr>
-        <w:tblStyle w:val="20"/>
+        <w:tblStyle w:val="21"/>
         <w:tblW w:w="0" w:type="auto"/>
         <w:tblInd w:w="562" w:type="dxa"/>
         <w:tblBorders>
@@ -183,7 +183,7 @@
           </w:tcPr>
           <w:p>
             <w:pPr>
-              <w:pStyle w:val="50"/>
+              <w:pStyle w:val="53"/>
               <w:jc w:val="distribute"/>
             </w:pPr>
             <w:r>
@@ -203,7 +203,7 @@
           </w:tcPr>
           <w:p>
             <w:pPr>
-              <w:pStyle w:val="50"/>
+              <w:pStyle w:val="53"/>
             </w:pPr>
             <w:r>
               <w:rPr>
@@ -224,6 +224,12 @@
             <w:insideH w:val="none" w:color="auto" w:sz="0" w:space="0"/>
             <w:insideV w:val="none" w:color="auto" w:sz="0" w:space="0"/>
           </w:tblBorders>
+          <w:tblCellMar>
+            <w:top w:w="0" w:type="dxa"/>
+            <w:left w:w="108" w:type="dxa"/>
+            <w:bottom w:w="0" w:type="dxa"/>
+            <w:right w:w="108" w:type="dxa"/>
+          </w:tblCellMar>
         </w:tblPrEx>
         <w:tc>
           <w:tcPr>
@@ -231,7 +237,7 @@
           </w:tcPr>
           <w:p>
             <w:pPr>
-              <w:pStyle w:val="50"/>
+              <w:pStyle w:val="53"/>
               <w:jc w:val="distribute"/>
             </w:pPr>
             <w:r>
@@ -252,7 +258,7 @@
           </w:tcPr>
           <w:p>
             <w:pPr>
-              <w:pStyle w:val="50"/>
+              <w:pStyle w:val="53"/>
             </w:pPr>
             <w:r>
               <w:rPr>
@@ -273,6 +279,12 @@
             <w:insideH w:val="none" w:color="auto" w:sz="0" w:space="0"/>
             <w:insideV w:val="none" w:color="auto" w:sz="0" w:space="0"/>
           </w:tblBorders>
+          <w:tblCellMar>
+            <w:top w:w="0" w:type="dxa"/>
+            <w:left w:w="108" w:type="dxa"/>
+            <w:bottom w:w="0" w:type="dxa"/>
+            <w:right w:w="108" w:type="dxa"/>
+          </w:tblCellMar>
         </w:tblPrEx>
         <w:tc>
           <w:tcPr>
@@ -280,7 +292,7 @@
           </w:tcPr>
           <w:p>
             <w:pPr>
-              <w:pStyle w:val="50"/>
+              <w:pStyle w:val="53"/>
               <w:jc w:val="distribute"/>
             </w:pPr>
             <w:r>
@@ -301,7 +313,7 @@
           </w:tcPr>
           <w:p>
             <w:pPr>
-              <w:pStyle w:val="50"/>
+              <w:pStyle w:val="53"/>
             </w:pPr>
             <w:r>
               <w:rPr>
@@ -329,7 +341,7 @@
           </w:tcPr>
           <w:p>
             <w:pPr>
-              <w:pStyle w:val="50"/>
+              <w:pStyle w:val="53"/>
               <w:jc w:val="distribute"/>
             </w:pPr>
             <w:r>
@@ -350,7 +362,7 @@
           </w:tcPr>
           <w:p>
             <w:pPr>
-              <w:pStyle w:val="50"/>
+              <w:pStyle w:val="53"/>
             </w:pPr>
             <w:r>
               <w:rPr>
@@ -371,6 +383,12 @@
             <w:insideH w:val="none" w:color="auto" w:sz="0" w:space="0"/>
             <w:insideV w:val="none" w:color="auto" w:sz="0" w:space="0"/>
           </w:tblBorders>
+          <w:tblCellMar>
+            <w:top w:w="0" w:type="dxa"/>
+            <w:left w:w="108" w:type="dxa"/>
+            <w:bottom w:w="0" w:type="dxa"/>
+            <w:right w:w="108" w:type="dxa"/>
+          </w:tblCellMar>
         </w:tblPrEx>
         <w:tc>
           <w:tcPr>
@@ -378,7 +396,7 @@
           </w:tcPr>
           <w:p>
             <w:pPr>
-              <w:pStyle w:val="50"/>
+              <w:pStyle w:val="53"/>
               <w:jc w:val="distribute"/>
             </w:pPr>
             <w:r>
@@ -399,7 +417,7 @@
           </w:tcPr>
           <w:p>
             <w:pPr>
-              <w:pStyle w:val="50"/>
+              <w:pStyle w:val="53"/>
             </w:pPr>
             <w:r>
               <w:rPr>
@@ -420,6 +438,12 @@
             <w:insideH w:val="none" w:color="auto" w:sz="0" w:space="0"/>
             <w:insideV w:val="none" w:color="auto" w:sz="0" w:space="0"/>
           </w:tblBorders>
+          <w:tblCellMar>
+            <w:top w:w="0" w:type="dxa"/>
+            <w:left w:w="108" w:type="dxa"/>
+            <w:bottom w:w="0" w:type="dxa"/>
+            <w:right w:w="108" w:type="dxa"/>
+          </w:tblCellMar>
         </w:tblPrEx>
         <w:tc>
           <w:tcPr>
@@ -427,7 +451,7 @@
           </w:tcPr>
           <w:p>
             <w:pPr>
-              <w:pStyle w:val="50"/>
+              <w:pStyle w:val="53"/>
               <w:jc w:val="distribute"/>
             </w:pPr>
             <w:r>
@@ -448,7 +472,7 @@
           </w:tcPr>
           <w:p>
             <w:pPr>
-              <w:pStyle w:val="50"/>
+              <w:pStyle w:val="53"/>
             </w:pPr>
             <w:r>
               <w:rPr>
@@ -462,7 +486,7 @@
     </w:tbl>
     <w:p>
       <w:pPr>
-        <w:pStyle w:val="50"/>
+        <w:pStyle w:val="53"/>
         <w:spacing w:before="468" w:beforeLines="150"/>
       </w:pPr>
       <w:r>
@@ -472,7 +496,20 @@
         <w:rPr>
           <w:rFonts w:hint="eastAsia"/>
         </w:rPr>
-        <w:t>26年5月</w:t>
+        <w:t>26年</w:t>
+      </w:r>
+      <w:r>
+        <w:rPr>
+          <w:rFonts w:hint="default"/>
+          <w:lang w:val="en-US"/>
+        </w:rPr>
+        <w:t>7</w:t>
+      </w:r>
+      <w:r>
+        <w:rPr>
+          <w:rFonts w:hint="eastAsia"/>
+        </w:rPr>
+        <w:t>月</w:t>
       </w:r>
     </w:p>
     <w:p>
@@ -502,7 +539,10 @@
     <w:bookmarkEnd w:id="0"/>
     <w:p>
       <w:pPr>
-        <w:pStyle w:val="53"/>
+        <w:pStyle w:val="56"/>
+        <w:rPr>
+          <w:rFonts w:hint="eastAsia"/>
+        </w:rPr>
       </w:pPr>
       <w:bookmarkStart w:id="1" w:name="摘_要"/>
       <w:r>
@@ -510,19 +550,68 @@
           <w:rFonts w:hint="eastAsia"/>
         </w:rPr>
         <w:t>摘要</w:t>
+      </w:r>
+    </w:p>
+    <w:p>
+      <w:pPr>
+        <w:pStyle w:val="65"/>
+        <w:keepNext w:val="0"/>
+        <w:keepLines w:val="0"/>
+        <w:pageBreakBefore w:val="0"/>
+        <w:widowControl w:val="0"/>
+        <w:kinsoku/>
+        <w:wordWrap/>
+        <w:overflowPunct/>
+        <w:topLinePunct w:val="0"/>
+        <w:autoSpaceDE/>
+        <w:autoSpaceDN/>
+        <w:bidi w:val="0"/>
+        <w:adjustRightInd/>
+        <w:snapToGrid/>
+        <w:spacing w:line="360" w:lineRule="auto"/>
+        <w:ind w:firstLine="420" w:firstLineChars="0"/>
+        <w:jc w:val="both"/>
+        <w:textAlignment w:val="auto"/>
+        <w:rPr>
+          <w:rFonts w:hint="default" w:ascii="Times New Roman" w:hAnsi="Times New Roman" w:cs="Times New Roman"/>
+          <w:sz w:val="24"/>
+          <w:szCs w:val="24"/>
+        </w:rPr>
+      </w:pPr>
+      <w:r>
+        <w:rPr>
+          <w:rFonts w:hint="default" w:ascii="Times New Roman" w:hAnsi="Times New Roman" w:eastAsia="宋体" w:cs="Times New Roman"/>
+          <w:sz w:val="24"/>
+          <w:szCs w:val="24"/>
+        </w:rPr>
+        <w:t xml:space="preserve">本课程设计围绕“基于机器视觉的运动目标检测与跟踪”任务展开，选择行人作为研究对象，以校园场景视频 </w:t>
+      </w:r>
+      <w:r>
+        <w:rPr>
+          <w:rStyle w:val="43"/>
+          <w:rFonts w:hint="default" w:ascii="Times New Roman" w:hAnsi="Times New Roman" w:eastAsia="宋体" w:cs="Times New Roman"/>
+          <w:sz w:val="24"/>
+          <w:szCs w:val="24"/>
+        </w:rPr>
+        <w:t>video/video.mp4</w:t>
+      </w:r>
+      <w:r>
+        <w:rPr>
+          <w:rFonts w:hint="default" w:ascii="Times New Roman" w:hAnsi="Times New Roman" w:eastAsia="宋体" w:cs="Times New Roman"/>
+          <w:sz w:val="24"/>
+          <w:szCs w:val="24"/>
+        </w:rPr>
+        <w:t xml:space="preserve"> 作为测试数据，设计并实现了基于 YOLOv8、DeepSORT 与 ByteTrackLite 的行人检测与跟踪系统。系统首先利用 YOLOv8 对视频帧中的行人进行目标检测，再分别采用 DeepSORT 和 ByteTrackLite 完成跨帧数据关联与轨迹维护。针对骑行行人、远距离行人和遮挡场景中漏检严重的问题，本文对检测置信度、NMS 阈值、输入图像尺寸、轨迹保留时间等关键参数进行了调整，并实现了基于低分检测框二阶段关联的 ByteTrackLite 跟踪入口。完整 GPU 实验结果表明，在 908 帧测试视频中，高召回检测参数能够显著提高行人候选框数量；DeepSORT 调整后平均轨迹数由 19.53 提升到 99.48，ByteTrackLite 调整后平均轨迹数由 14.62 提升到 87.28，说明检测阈值和跟踪器参数都会直接影响最终行人连续感知效果。</w:t>
       </w:r>
     </w:p>
     <w:bookmarkEnd w:id="1"/>
     <w:p>
       <w:pPr>
-        <w:rPr>
-          <w:rFonts w:hint="eastAsia" w:ascii="黑体" w:hAnsi="黑体" w:eastAsia="黑体"/>
-          <w:sz w:val="24"/>
-        </w:rPr>
-      </w:pPr>
-      <w:r>
-        <w:rPr>
-          <w:rStyle w:val="55"/>
+        <w:pStyle w:val="12"/>
+      </w:pPr>
+      <w:r>
+        <w:rPr>
+          <w:rStyle w:val="58"/>
           <w:bCs/>
           <w:szCs w:val="21"/>
           <w14:ligatures w14:val="none"/>
@@ -542,26 +631,41 @@
         </w:rPr>
         <w:t xml:space="preserve"> </w:t>
       </w:r>
+      <w:r>
+        <w:rPr>
+          <w:rFonts w:ascii="Times New Roman" w:hAnsi="Times New Roman" w:eastAsia="Microsoft YaHei"/>
+          <w:sz w:val="24"/>
+        </w:rPr>
+        <w:t>行人检测；目标跟踪；YOLOv8；DeepSORT；ByteTrack；卡尔曼滤波；匈牙利算法</w:t>
+      </w:r>
     </w:p>
     <w:p>
       <w:pPr>
-        <w:widowControl/>
         <w:rPr>
           <w:rFonts w:hint="eastAsia" w:ascii="黑体" w:hAnsi="黑体" w:eastAsia="黑体"/>
           <w:sz w:val="24"/>
         </w:rPr>
       </w:pPr>
-      <w:r>
-        <w:rPr>
-          <w:rFonts w:hint="eastAsia" w:ascii="黑体" w:hAnsi="黑体" w:eastAsia="黑体"/>
-          <w:sz w:val="24"/>
-        </w:rPr>
-        <w:br w:type="page"/>
-      </w:r>
     </w:p>
     <w:p>
       <w:pPr>
-        <w:pStyle w:val="53"/>
+        <w:widowControl/>
+        <w:rPr>
+          <w:rFonts w:hint="eastAsia" w:ascii="黑体" w:hAnsi="黑体" w:eastAsia="黑体"/>
+          <w:sz w:val="24"/>
+        </w:rPr>
+      </w:pPr>
+      <w:r>
+        <w:rPr>
+          <w:rFonts w:hint="eastAsia" w:ascii="黑体" w:hAnsi="黑体" w:eastAsia="黑体"/>
+          <w:sz w:val="24"/>
+        </w:rPr>
+        <w:br w:type="page"/>
+      </w:r>
+    </w:p>
+    <w:p>
+      <w:pPr>
+        <w:pStyle w:val="56"/>
         <w:rPr>
           <w:rFonts w:ascii="Times New Roman" w:hAnsi="Times New Roman" w:cs="Times New Roman"/>
         </w:rPr>
@@ -571,6 +675,34 @@
           <w:rFonts w:ascii="Times New Roman" w:hAnsi="Times New Roman" w:cs="Times New Roman"/>
         </w:rPr>
         <w:t>Abstract</w:t>
+      </w:r>
+    </w:p>
+    <w:p>
+      <w:pPr>
+        <w:pStyle w:val="65"/>
+        <w:keepNext w:val="0"/>
+        <w:keepLines w:val="0"/>
+        <w:pageBreakBefore w:val="0"/>
+        <w:widowControl w:val="0"/>
+        <w:kinsoku/>
+        <w:wordWrap/>
+        <w:overflowPunct/>
+        <w:topLinePunct w:val="0"/>
+        <w:autoSpaceDE/>
+        <w:autoSpaceDN/>
+        <w:bidi w:val="0"/>
+        <w:adjustRightInd/>
+        <w:snapToGrid/>
+        <w:spacing w:line="360" w:lineRule="auto"/>
+        <w:textAlignment w:val="auto"/>
+      </w:pPr>
+      <w:r>
+        <w:rPr>
+          <w:rFonts w:hint="default" w:ascii="Times New Roman" w:hAnsi="Times New Roman" w:eastAsia="Microsoft YaHei" w:cs="Times New Roman"/>
+          <w:sz w:val="24"/>
+          <w:szCs w:val="24"/>
+        </w:rPr>
+        <w:t>This course project focuses on vision-based moving object detection and tracking. Pedestrians are selected as the target object, and a local traffic/campus video is used as the test scenario. A complete pedestrian detection and tracking pipeline is implemented based on YOLOv8, DeepSORT and ByteTrackLite. YOLOv8 is used for frame-level pedestrian detection, while DeepSORT and ByteTrackLite are used for inter-frame association and trajectory management. To address missed detections in cyclist, distant pedestrian and occlusion cases, key parameters such as confidence threshold, NMS IoU threshold, input image size and track buffer are tuned. GPU experiments on a 908-frame video show that high-recall detection settings greatly increase pedestrian candidates. After parameter tuning, DeepSORT increases its average track count from 19.53 to 99.48, while ByteTrackLite increases from 14.62 to 87.28, demonstrating the importance of both detector and tracker parameter optimization.</w:t>
       </w:r>
     </w:p>
     <w:p>
@@ -599,6 +731,13 @@
       <w:r>
         <w:t xml:space="preserve"> </w:t>
       </w:r>
+      <w:r>
+        <w:rPr>
+          <w:rFonts w:ascii="Times New Roman" w:hAnsi="Times New Roman" w:eastAsia="Microsoft YaHei"/>
+          <w:sz w:val="24"/>
+        </w:rPr>
+        <w:t>pedestrian detection; object tracking; YOLOv8; DeepSORT; ByteTrack; Kalman filter; Hungarian algorithm</w:t>
+      </w:r>
     </w:p>
     <w:p>
       <w:pPr>
@@ -616,7 +755,7 @@
     </w:p>
     <w:p>
       <w:pPr>
-        <w:pStyle w:val="58"/>
+        <w:pStyle w:val="61"/>
       </w:pPr>
       <w:r>
         <w:rPr>
@@ -627,7 +766,7 @@
     </w:p>
     <w:p>
       <w:pPr>
-        <w:pStyle w:val="15"/>
+        <w:pStyle w:val="16"/>
         <w:tabs>
           <w:tab w:val="right" w:leader="dot" w:pos="8306"/>
           <w:tab w:val="clear" w:pos="180"/>
@@ -685,7 +824,7 @@
     </w:p>
     <w:p>
       <w:pPr>
-        <w:pStyle w:val="15"/>
+        <w:pStyle w:val="16"/>
         <w:tabs>
           <w:tab w:val="right" w:leader="dot" w:pos="8306"/>
           <w:tab w:val="clear" w:pos="180"/>
@@ -756,7 +895,7 @@
     </w:p>
     <w:p>
       <w:pPr>
-        <w:pStyle w:val="17"/>
+        <w:pStyle w:val="18"/>
         <w:tabs>
           <w:tab w:val="right" w:leader="dot" w:pos="8306"/>
         </w:tabs>
@@ -820,7 +959,7 @@
     </w:p>
     <w:p>
       <w:pPr>
-        <w:pStyle w:val="17"/>
+        <w:pStyle w:val="18"/>
         <w:tabs>
           <w:tab w:val="right" w:leader="dot" w:pos="8306"/>
         </w:tabs>
@@ -891,7 +1030,7 @@
     </w:p>
     <w:p>
       <w:pPr>
-        <w:pStyle w:val="17"/>
+        <w:pStyle w:val="18"/>
         <w:tabs>
           <w:tab w:val="right" w:leader="dot" w:pos="8306"/>
         </w:tabs>
@@ -955,7 +1094,7 @@
     </w:p>
     <w:p>
       <w:pPr>
-        <w:pStyle w:val="15"/>
+        <w:pStyle w:val="16"/>
         <w:tabs>
           <w:tab w:val="right" w:leader="dot" w:pos="8306"/>
           <w:tab w:val="clear" w:pos="180"/>
@@ -1025,7 +1164,7 @@
     </w:p>
     <w:p>
       <w:pPr>
-        <w:pStyle w:val="17"/>
+        <w:pStyle w:val="18"/>
         <w:tabs>
           <w:tab w:val="right" w:leader="dot" w:pos="8306"/>
         </w:tabs>
@@ -1088,7 +1227,7 @@
     </w:p>
     <w:p>
       <w:pPr>
-        <w:pStyle w:val="17"/>
+        <w:pStyle w:val="18"/>
         <w:tabs>
           <w:tab w:val="right" w:leader="dot" w:pos="8306"/>
         </w:tabs>
@@ -1151,7 +1290,7 @@
     </w:p>
     <w:p>
       <w:pPr>
-        <w:pStyle w:val="17"/>
+        <w:pStyle w:val="18"/>
         <w:tabs>
           <w:tab w:val="right" w:leader="dot" w:pos="8306"/>
         </w:tabs>
@@ -1214,7 +1353,7 @@
     </w:p>
     <w:p>
       <w:pPr>
-        <w:pStyle w:val="12"/>
+        <w:pStyle w:val="13"/>
         <w:tabs>
           <w:tab w:val="right" w:leader="dot" w:pos="8306"/>
         </w:tabs>
@@ -1278,7 +1417,7 @@
     </w:p>
     <w:p>
       <w:pPr>
-        <w:pStyle w:val="12"/>
+        <w:pStyle w:val="13"/>
         <w:tabs>
           <w:tab w:val="right" w:leader="dot" w:pos="8306"/>
         </w:tabs>
@@ -1342,7 +1481,7 @@
     </w:p>
     <w:p>
       <w:pPr>
-        <w:pStyle w:val="12"/>
+        <w:pStyle w:val="13"/>
         <w:tabs>
           <w:tab w:val="right" w:leader="dot" w:pos="8306"/>
         </w:tabs>
@@ -1406,7 +1545,7 @@
     </w:p>
     <w:p>
       <w:pPr>
-        <w:pStyle w:val="17"/>
+        <w:pStyle w:val="18"/>
         <w:tabs>
           <w:tab w:val="right" w:leader="dot" w:pos="8306"/>
         </w:tabs>
@@ -1469,7 +1608,7 @@
     </w:p>
     <w:p>
       <w:pPr>
-        <w:pStyle w:val="17"/>
+        <w:pStyle w:val="18"/>
         <w:tabs>
           <w:tab w:val="right" w:leader="dot" w:pos="8306"/>
         </w:tabs>
@@ -1532,7 +1671,7 @@
     </w:p>
     <w:p>
       <w:pPr>
-        <w:pStyle w:val="15"/>
+        <w:pStyle w:val="16"/>
         <w:tabs>
           <w:tab w:val="right" w:leader="dot" w:pos="8306"/>
           <w:tab w:val="clear" w:pos="180"/>
@@ -1603,7 +1742,7 @@
     </w:p>
     <w:p>
       <w:pPr>
-        <w:pStyle w:val="17"/>
+        <w:pStyle w:val="18"/>
         <w:tabs>
           <w:tab w:val="right" w:leader="dot" w:pos="8306"/>
         </w:tabs>
@@ -1666,7 +1805,7 @@
     </w:p>
     <w:p>
       <w:pPr>
-        <w:pStyle w:val="17"/>
+        <w:pStyle w:val="18"/>
         <w:tabs>
           <w:tab w:val="right" w:leader="dot" w:pos="8306"/>
         </w:tabs>
@@ -1729,7 +1868,7 @@
     </w:p>
     <w:p>
       <w:pPr>
-        <w:pStyle w:val="15"/>
+        <w:pStyle w:val="16"/>
         <w:tabs>
           <w:tab w:val="right" w:leader="dot" w:pos="8306"/>
           <w:tab w:val="clear" w:pos="180"/>
@@ -1800,7 +1939,7 @@
     </w:p>
     <w:p>
       <w:pPr>
-        <w:pStyle w:val="15"/>
+        <w:pStyle w:val="16"/>
         <w:tabs>
           <w:tab w:val="right" w:leader="dot" w:pos="8306"/>
           <w:tab w:val="clear" w:pos="180"/>
@@ -1871,7 +2010,7 @@
     </w:p>
     <w:p>
       <w:pPr>
-        <w:pStyle w:val="15"/>
+        <w:pStyle w:val="16"/>
         <w:tabs>
           <w:tab w:val="right" w:leader="dot" w:pos="8306"/>
           <w:tab w:val="clear" w:pos="180"/>
@@ -1946,7 +2085,7 @@
     </w:p>
     <w:p>
       <w:pPr>
-        <w:pStyle w:val="36"/>
+        <w:pStyle w:val="37"/>
         <w:numPr>
           <w:ilvl w:val="0"/>
           <w:numId w:val="1"/>
@@ -1954,7 +2093,7 @@
         <w:jc w:val="center"/>
         <w:outlineLvl w:val="0"/>
         <w:rPr>
-          <w:rStyle w:val="47"/>
+          <w:rStyle w:val="50"/>
           <w:rFonts w:hint="eastAsia" w:ascii="黑体" w:hAnsi="黑体" w:eastAsia="黑体"/>
           <w:b/>
           <w:color w:val="000000" w:themeColor="text1"/>
@@ -1980,7 +2119,7 @@
     </w:p>
     <w:p>
       <w:pPr>
-        <w:pStyle w:val="36"/>
+        <w:pStyle w:val="37"/>
         <w:numPr>
           <w:ilvl w:val="0"/>
           <w:numId w:val="1"/>
@@ -1988,7 +2127,7 @@
         <w:jc w:val="center"/>
         <w:outlineLvl w:val="0"/>
         <w:rPr>
-          <w:rStyle w:val="47"/>
+          <w:rStyle w:val="50"/>
           <w:rFonts w:hint="eastAsia" w:ascii="黑体" w:hAnsi="黑体" w:eastAsia="黑体"/>
           <w:b/>
           <w:color w:val="000000" w:themeColor="text1"/>
@@ -2006,7 +2145,7 @@
       <w:bookmarkStart w:id="2" w:name="_Toc724240723"/>
       <w:r>
         <w:rPr>
-          <w:rStyle w:val="47"/>
+          <w:rStyle w:val="50"/>
           <w:rFonts w:hint="eastAsia" w:ascii="黑体" w:hAnsi="黑体" w:eastAsia="黑体"/>
           <w:b/>
           <w:color w:val="000000" w:themeColor="text1"/>
@@ -2026,24 +2165,56 @@
     </w:p>
     <w:p>
       <w:pPr>
-        <w:rPr>
-          <w:rFonts w:ascii="宋体" w:hAnsi="宋体" w:eastAsia="宋体"/>
-          <w:sz w:val="24"/>
+        <w:pStyle w:val="3"/>
+        <w:bidi w:val="0"/>
+        <w:rPr>
+          <w:rFonts w:hint="eastAsia" w:ascii="黑体" w:hAnsi="黑体" w:eastAsia="黑体" w:cs="黑体"/>
+          <w:b/>
+          <w:bCs/>
+          <w:color w:val="auto"/>
+          <w:sz w:val="24"/>
+          <w:szCs w:val="24"/>
+        </w:rPr>
+      </w:pPr>
+      <w:r>
+        <w:rPr>
+          <w:rFonts w:hint="eastAsia" w:ascii="黑体" w:hAnsi="黑体" w:eastAsia="黑体" w:cs="黑体"/>
+          <w:b/>
+          <w:bCs/>
+          <w:color w:val="auto"/>
+          <w:sz w:val="24"/>
+          <w:szCs w:val="24"/>
+        </w:rPr>
+        <w:t>1.1 课程设计背景</w:t>
+      </w:r>
+    </w:p>
+    <w:p>
+      <w:pPr>
+        <w:rPr>
+          <w:rFonts w:hint="eastAsia"/>
         </w:rPr>
       </w:pPr>
       <w:bookmarkStart w:id="46" w:name="_GoBack"/>
       <w:bookmarkEnd w:id="46"/>
-      <w:r>
-        <w:rPr>
-          <w:rFonts w:ascii="宋体" w:hAnsi="宋体" w:eastAsia="宋体"/>
-          <w:sz w:val="24"/>
-        </w:rPr>
-        <w:br w:type="page"/>
-      </w:r>
     </w:p>
     <w:p>
       <w:pPr>
-        <w:pStyle w:val="36"/>
+        <w:rPr>
+          <w:rFonts w:hint="eastAsia" w:ascii="宋体" w:hAnsi="宋体" w:eastAsia="宋体"/>
+          <w:sz w:val="24"/>
+        </w:rPr>
+      </w:pPr>
+      <w:r>
+        <w:rPr>
+          <w:rFonts w:hint="eastAsia" w:ascii="宋体" w:hAnsi="宋体" w:eastAsia="宋体"/>
+          <w:sz w:val="24"/>
+        </w:rPr>
+        <w:br w:type="page"/>
+      </w:r>
+    </w:p>
+    <w:p>
+      <w:pPr>
+        <w:pStyle w:val="37"/>
         <w:numPr>
           <w:ilvl w:val="0"/>
           <w:numId w:val="1"/>
@@ -2051,7 +2222,7 @@
         <w:jc w:val="center"/>
         <w:outlineLvl w:val="0"/>
         <w:rPr>
-          <w:rStyle w:val="47"/>
+          <w:rStyle w:val="50"/>
           <w:rFonts w:hint="eastAsia" w:ascii="黑体" w:hAnsi="黑体" w:eastAsia="黑体"/>
           <w:b/>
           <w:color w:val="000000" w:themeColor="text1"/>
@@ -2069,7 +2240,7 @@
       <w:bookmarkStart w:id="3" w:name="_Toc359854090"/>
       <w:r>
         <w:rPr>
-          <w:rStyle w:val="47"/>
+          <w:rStyle w:val="50"/>
           <w:rFonts w:hint="eastAsia" w:ascii="黑体" w:hAnsi="黑体" w:eastAsia="黑体"/>
           <w:b/>
           <w:color w:val="000000" w:themeColor="text1"/>
@@ -2090,7 +2261,7 @@
     </w:p>
     <w:p>
       <w:pPr>
-        <w:pStyle w:val="36"/>
+        <w:pStyle w:val="37"/>
         <w:numPr>
           <w:ilvl w:val="1"/>
           <w:numId w:val="2"/>
@@ -2115,7 +2286,7 @@
     </w:p>
     <w:p>
       <w:pPr>
-        <w:pStyle w:val="36"/>
+        <w:pStyle w:val="37"/>
         <w:numPr>
           <w:ilvl w:val="1"/>
           <w:numId w:val="2"/>
@@ -2148,7 +2319,7 @@
     </w:p>
     <w:p>
       <w:pPr>
-        <w:pStyle w:val="36"/>
+        <w:pStyle w:val="37"/>
         <w:numPr>
           <w:ilvl w:val="1"/>
           <w:numId w:val="2"/>
@@ -2189,7 +2360,7 @@
     </w:p>
     <w:p>
       <w:pPr>
-        <w:pStyle w:val="36"/>
+        <w:pStyle w:val="37"/>
         <w:numPr>
           <w:ilvl w:val="0"/>
           <w:numId w:val="1"/>
@@ -2197,7 +2368,7 @@
         <w:jc w:val="center"/>
         <w:outlineLvl w:val="0"/>
         <w:rPr>
-          <w:rStyle w:val="47"/>
+          <w:rStyle w:val="50"/>
           <w:rFonts w:hint="eastAsia" w:ascii="黑体" w:hAnsi="黑体" w:eastAsia="黑体"/>
           <w:b/>
           <w:color w:val="000000" w:themeColor="text1"/>
@@ -2216,7 +2387,7 @@
       <w:bookmarkStart w:id="8" w:name="二_deepsort检测与跟踪流程深度解析"/>
       <w:r>
         <w:rPr>
-          <w:rStyle w:val="47"/>
+          <w:rStyle w:val="50"/>
           <w:rFonts w:ascii="黑体" w:hAnsi="黑体" w:eastAsia="黑体"/>
           <w:b/>
           <w:color w:val="000000" w:themeColor="text1"/>
@@ -2542,7 +2713,7 @@
     </w:p>
     <w:p>
       <w:pPr>
-        <w:pStyle w:val="36"/>
+        <w:pStyle w:val="37"/>
         <w:numPr>
           <w:ilvl w:val="1"/>
           <w:numId w:val="2"/>
@@ -3758,7 +3929,7 @@
     </w:p>
     <w:p>
       <w:pPr>
-        <w:pStyle w:val="36"/>
+        <w:pStyle w:val="37"/>
         <w:numPr>
           <w:ilvl w:val="1"/>
           <w:numId w:val="2"/>
@@ -6549,7 +6720,7 @@
     </w:p>
     <w:p>
       <w:pPr>
-        <w:pStyle w:val="36"/>
+        <w:pStyle w:val="37"/>
         <w:numPr>
           <w:ilvl w:val="1"/>
           <w:numId w:val="2"/>
@@ -6608,7 +6779,7 @@
     </w:p>
     <w:p>
       <w:pPr>
-        <w:pStyle w:val="36"/>
+        <w:pStyle w:val="37"/>
         <w:numPr>
           <w:ilvl w:val="0"/>
           <w:numId w:val="3"/>
@@ -6624,7 +6795,7 @@
     </w:p>
     <w:p>
       <w:pPr>
-        <w:pStyle w:val="36"/>
+        <w:pStyle w:val="37"/>
         <w:numPr>
           <w:ilvl w:val="1"/>
           <w:numId w:val="3"/>
@@ -6639,7 +6810,7 @@
     </w:p>
     <w:p>
       <w:pPr>
-        <w:pStyle w:val="36"/>
+        <w:pStyle w:val="37"/>
         <w:numPr>
           <w:ilvl w:val="1"/>
           <w:numId w:val="3"/>
@@ -6654,7 +6825,7 @@
     </w:p>
     <w:p>
       <w:pPr>
-        <w:pStyle w:val="36"/>
+        <w:pStyle w:val="37"/>
         <w:numPr>
           <w:ilvl w:val="1"/>
           <w:numId w:val="3"/>
@@ -6669,7 +6840,7 @@
     </w:p>
     <w:p>
       <w:pPr>
-        <w:pStyle w:val="36"/>
+        <w:pStyle w:val="37"/>
         <w:numPr>
           <w:ilvl w:val="2"/>
           <w:numId w:val="3"/>
@@ -9469,7 +9640,7 @@
     </w:p>
     <w:p>
       <w:pPr>
-        <w:pStyle w:val="36"/>
+        <w:pStyle w:val="37"/>
         <w:numPr>
           <w:ilvl w:val="2"/>
           <w:numId w:val="3"/>
@@ -10347,7 +10518,7 @@
     </w:p>
     <w:p>
       <w:pPr>
-        <w:pStyle w:val="36"/>
+        <w:pStyle w:val="37"/>
         <w:numPr>
           <w:ilvl w:val="2"/>
           <w:numId w:val="3"/>
@@ -10360,8 +10531,8 @@
           <w:sz w:val="24"/>
         </w:rPr>
       </w:pPr>
-      <w:bookmarkStart w:id="19" w:name="bm_2_3_3_级联匹配逻辑"/>
-      <w:bookmarkStart w:id="20" w:name="_Toc460762752"/>
+      <w:bookmarkStart w:id="19" w:name="_Toc460762752"/>
+      <w:bookmarkStart w:id="20" w:name="bm_2_3_3_级联匹配逻辑"/>
       <w:r>
         <w:rPr>
           <w:rFonts w:ascii="黑体" w:hAnsi="黑体" w:eastAsia="黑体"/>
@@ -10523,7 +10694,7 @@
     </w:p>
     <w:tbl>
       <w:tblPr>
-        <w:tblStyle w:val="43"/>
+        <w:tblStyle w:val="46"/>
         <w:tblW w:w="0" w:type="auto"/>
         <w:tblInd w:w="5" w:type="dxa"/>
         <w:tblBorders>
@@ -10995,7 +11166,7 @@
     </w:p>
     <w:p>
       <w:pPr>
-        <w:pStyle w:val="36"/>
+        <w:pStyle w:val="37"/>
         <w:numPr>
           <w:ilvl w:val="1"/>
           <w:numId w:val="2"/>
@@ -11008,8 +11179,8 @@
           <w:sz w:val="24"/>
         </w:rPr>
       </w:pPr>
-      <w:bookmarkStart w:id="21" w:name="bm_2_4_轨迹管理"/>
-      <w:bookmarkStart w:id="22" w:name="_Toc2058709955"/>
+      <w:bookmarkStart w:id="21" w:name="_Toc2058709955"/>
+      <w:bookmarkStart w:id="22" w:name="bm_2_4_轨迹管理"/>
       <w:r>
         <w:rPr>
           <w:rFonts w:ascii="黑体" w:hAnsi="黑体" w:eastAsia="黑体"/>
@@ -11179,7 +11350,7 @@
     </w:p>
     <w:p>
       <w:pPr>
-        <w:pStyle w:val="36"/>
+        <w:pStyle w:val="37"/>
         <w:numPr>
           <w:ilvl w:val="1"/>
           <w:numId w:val="2"/>
@@ -11238,7 +11409,7 @@
     </w:p>
     <w:tbl>
       <w:tblPr>
-        <w:tblStyle w:val="43"/>
+        <w:tblStyle w:val="46"/>
         <w:tblW w:w="0" w:type="auto"/>
         <w:jc w:val="center"/>
         <w:tblCellSpacing w:w="0" w:type="dxa"/>
@@ -11785,6 +11956,12 @@
             <w:insideH w:val="none" w:color="auto" w:sz="0" w:space="0"/>
             <w:insideV w:val="none" w:color="auto" w:sz="0" w:space="0"/>
           </w:tblBorders>
+          <w:tblCellMar>
+            <w:top w:w="80" w:type="dxa"/>
+            <w:left w:w="160" w:type="dxa"/>
+            <w:bottom w:w="80" w:type="dxa"/>
+            <w:right w:w="160" w:type="dxa"/>
+          </w:tblCellMar>
         </w:tblPrEx>
         <w:trPr>
           <w:cantSplit/>
@@ -12241,7 +12418,7 @@
     <w:bookmarkEnd w:id="25"/>
     <w:p>
       <w:pPr>
-        <w:pStyle w:val="36"/>
+        <w:pStyle w:val="37"/>
         <w:numPr>
           <w:ilvl w:val="0"/>
           <w:numId w:val="1"/>
@@ -12249,7 +12426,7 @@
         <w:jc w:val="center"/>
         <w:outlineLvl w:val="0"/>
         <w:rPr>
-          <w:rStyle w:val="47"/>
+          <w:rStyle w:val="50"/>
           <w:rFonts w:hint="eastAsia" w:ascii="黑体" w:hAnsi="黑体" w:eastAsia="黑体"/>
           <w:b/>
           <w:color w:val="000000" w:themeColor="text1"/>
@@ -12267,7 +12444,7 @@
       <w:bookmarkStart w:id="26" w:name="_Toc2124076863"/>
       <w:r>
         <w:rPr>
-          <w:rStyle w:val="47"/>
+          <w:rStyle w:val="50"/>
           <w:rFonts w:hint="eastAsia" w:ascii="黑体" w:hAnsi="黑体" w:eastAsia="黑体"/>
           <w:b/>
           <w:color w:val="000000" w:themeColor="text1"/>
@@ -12288,7 +12465,7 @@
     </w:p>
     <w:p>
       <w:pPr>
-        <w:pStyle w:val="36"/>
+        <w:pStyle w:val="37"/>
         <w:numPr>
           <w:ilvl w:val="0"/>
           <w:numId w:val="2"/>
@@ -12323,7 +12500,7 @@
     </w:p>
     <w:p>
       <w:pPr>
-        <w:pStyle w:val="36"/>
+        <w:pStyle w:val="37"/>
         <w:numPr>
           <w:ilvl w:val="1"/>
           <w:numId w:val="2"/>
@@ -12615,7 +12792,7 @@
     </w:p>
     <w:p>
       <w:pPr>
-        <w:pStyle w:val="36"/>
+        <w:pStyle w:val="37"/>
         <w:numPr>
           <w:ilvl w:val="1"/>
           <w:numId w:val="2"/>
@@ -12628,8 +12805,8 @@
           <w:sz w:val="24"/>
         </w:rPr>
       </w:pPr>
-      <w:bookmarkStart w:id="30" w:name="bm_4_3_应用过程中需要注意的关键问题与对策"/>
-      <w:bookmarkStart w:id="31" w:name="_Toc245960023"/>
+      <w:bookmarkStart w:id="30" w:name="_Toc245960023"/>
+      <w:bookmarkStart w:id="31" w:name="bm_4_3_应用过程中需要注意的关键问题与对策"/>
       <w:r>
         <w:rPr>
           <w:rFonts w:ascii="黑体" w:hAnsi="黑体" w:eastAsia="黑体"/>
@@ -14937,7 +15114,7 @@
     </w:p>
     <w:p>
       <w:pPr>
-        <w:pStyle w:val="36"/>
+        <w:pStyle w:val="37"/>
         <w:numPr>
           <w:ilvl w:val="0"/>
           <w:numId w:val="1"/>
@@ -14945,7 +15122,7 @@
         <w:jc w:val="center"/>
         <w:outlineLvl w:val="0"/>
         <w:rPr>
-          <w:rStyle w:val="47"/>
+          <w:rStyle w:val="50"/>
           <w:rFonts w:hint="eastAsia" w:ascii="黑体" w:hAnsi="黑体" w:eastAsia="黑体"/>
           <w:b/>
           <w:color w:val="000000" w:themeColor="text1"/>
@@ -14963,7 +15140,7 @@
       <w:bookmarkStart w:id="32" w:name="_Toc845903937"/>
       <w:r>
         <w:rPr>
-          <w:rStyle w:val="47"/>
+          <w:rStyle w:val="50"/>
           <w:rFonts w:hint="eastAsia" w:ascii="黑体" w:hAnsi="黑体" w:eastAsia="黑体"/>
           <w:b/>
           <w:color w:val="000000" w:themeColor="text1"/>
@@ -14981,7 +15158,7 @@
       </w:r>
       <w:r>
         <w:rPr>
-          <w:rStyle w:val="47"/>
+          <w:rStyle w:val="50"/>
           <w:rFonts w:hint="eastAsia" w:ascii="黑体" w:hAnsi="黑体" w:eastAsia="黑体"/>
           <w:b/>
           <w:color w:val="000000" w:themeColor="text1"/>
@@ -15003,7 +15180,7 @@
     <w:p>
       <w:pPr>
         <w:rPr>
-          <w:rStyle w:val="47"/>
+          <w:rStyle w:val="50"/>
           <w:rFonts w:hint="eastAsia" w:ascii="黑体" w:hAnsi="黑体" w:eastAsia="黑体"/>
           <w:b/>
           <w:color w:val="000000" w:themeColor="text1"/>
@@ -15020,7 +15197,7 @@
       </w:pPr>
       <w:r>
         <w:rPr>
-          <w:rStyle w:val="47"/>
+          <w:rStyle w:val="50"/>
           <w:rFonts w:hint="eastAsia" w:ascii="黑体" w:hAnsi="黑体" w:eastAsia="黑体"/>
           <w:b/>
           <w:color w:val="000000" w:themeColor="text1"/>
@@ -15040,7 +15217,7 @@
     </w:p>
     <w:p>
       <w:pPr>
-        <w:pStyle w:val="36"/>
+        <w:pStyle w:val="37"/>
         <w:numPr>
           <w:ilvl w:val="0"/>
           <w:numId w:val="1"/>
@@ -15048,7 +15225,7 @@
         <w:jc w:val="center"/>
         <w:outlineLvl w:val="0"/>
         <w:rPr>
-          <w:rStyle w:val="47"/>
+          <w:rStyle w:val="50"/>
           <w:rFonts w:hint="eastAsia" w:ascii="黑体" w:hAnsi="黑体" w:eastAsia="黑体"/>
           <w:b/>
           <w:color w:val="000000" w:themeColor="text1"/>
@@ -15066,7 +15243,7 @@
       <w:bookmarkStart w:id="33" w:name="_Toc1015362490"/>
       <w:r>
         <w:rPr>
-          <w:rStyle w:val="47"/>
+          <w:rStyle w:val="50"/>
           <w:rFonts w:hint="eastAsia" w:ascii="黑体" w:hAnsi="黑体" w:eastAsia="黑体"/>
           <w:b/>
           <w:color w:val="000000" w:themeColor="text1"/>
@@ -15087,7 +15264,7 @@
     </w:p>
     <w:p>
       <w:pPr>
-        <w:pStyle w:val="36"/>
+        <w:pStyle w:val="37"/>
         <w:numPr>
           <w:ilvl w:val="0"/>
           <w:numId w:val="2"/>
@@ -15118,7 +15295,7 @@
     </w:p>
     <w:p>
       <w:pPr>
-        <w:pStyle w:val="56"/>
+        <w:pStyle w:val="59"/>
       </w:pPr>
       <w:bookmarkStart w:id="35" w:name="参考文献"/>
       <w:bookmarkStart w:id="36" w:name="_Toc422184018"/>
@@ -15130,7 +15307,7 @@
     </w:p>
     <w:p>
       <w:pPr>
-        <w:pStyle w:val="36"/>
+        <w:pStyle w:val="37"/>
         <w:numPr>
           <w:ilvl w:val="0"/>
           <w:numId w:val="5"/>
@@ -15169,7 +15346,7 @@
     </w:p>
     <w:p>
       <w:pPr>
-        <w:pStyle w:val="36"/>
+        <w:pStyle w:val="37"/>
         <w:numPr>
           <w:ilvl w:val="0"/>
           <w:numId w:val="5"/>
@@ -15193,7 +15370,7 @@
     </w:p>
     <w:p>
       <w:pPr>
-        <w:pStyle w:val="36"/>
+        <w:pStyle w:val="37"/>
         <w:numPr>
           <w:ilvl w:val="0"/>
           <w:numId w:val="5"/>
@@ -15217,7 +15394,7 @@
     </w:p>
     <w:p>
       <w:pPr>
-        <w:pStyle w:val="36"/>
+        <w:pStyle w:val="37"/>
         <w:numPr>
           <w:ilvl w:val="0"/>
           <w:numId w:val="5"/>
@@ -15241,7 +15418,7 @@
     </w:p>
     <w:p>
       <w:pPr>
-        <w:pStyle w:val="36"/>
+        <w:pStyle w:val="37"/>
         <w:numPr>
           <w:ilvl w:val="0"/>
           <w:numId w:val="5"/>
@@ -15265,7 +15442,7 @@
     </w:p>
     <w:p>
       <w:pPr>
-        <w:pStyle w:val="36"/>
+        <w:pStyle w:val="37"/>
         <w:numPr>
           <w:ilvl w:val="0"/>
           <w:numId w:val="5"/>
@@ -15289,7 +15466,7 @@
     </w:p>
     <w:p>
       <w:pPr>
-        <w:pStyle w:val="36"/>
+        <w:pStyle w:val="37"/>
         <w:numPr>
           <w:ilvl w:val="0"/>
           <w:numId w:val="5"/>
@@ -15313,7 +15490,7 @@
     </w:p>
     <w:p>
       <w:pPr>
-        <w:pStyle w:val="36"/>
+        <w:pStyle w:val="37"/>
         <w:numPr>
           <w:ilvl w:val="0"/>
           <w:numId w:val="5"/>
@@ -15335,7 +15512,7 @@
     </w:p>
     <w:p>
       <w:pPr>
-        <w:pStyle w:val="36"/>
+        <w:pStyle w:val="37"/>
         <w:numPr>
           <w:ilvl w:val="0"/>
           <w:numId w:val="5"/>
@@ -15359,7 +15536,7 @@
     </w:p>
     <w:p>
       <w:pPr>
-        <w:pStyle w:val="36"/>
+        <w:pStyle w:val="37"/>
         <w:numPr>
           <w:ilvl w:val="0"/>
           <w:numId w:val="5"/>
@@ -15423,7 +15600,7 @@
 <w:ftr xmlns:wpc="http://schemas.microsoft.com/office/word/2010/wordprocessingCanvas" xmlns:mc="http://schemas.openxmlformats.org/markup-compatibility/2006" xmlns:o="urn:schemas-microsoft-com:office:office" xmlns:r="http://schemas.openxmlformats.org/officeDocument/2006/relationships" xmlns:m="http://schemas.openxmlformats.org/officeDocument/2006/math" xmlns:v="urn:schemas-microsoft-com:vml" xmlns:wp14="http://schemas.microsoft.com/office/word/2010/wordprocessingDrawing" xmlns:wp="http://schemas.openxmlformats.org/drawingml/2006/wordprocessingDrawing" xmlns:w10="urn:schemas-microsoft-com:office:word" xmlns:w="http://schemas.openxmlformats.org/wordprocessingml/2006/main" xmlns:w14="http://schemas.microsoft.com/office/word/2010/wordml" xmlns:w15="http://schemas.microsoft.com/office/word/2012/wordml" xmlns:wpg="http://schemas.microsoft.com/office/word/2010/wordprocessingGroup" xmlns:wpi="http://schemas.microsoft.com/office/word/2010/wordprocessingInk" xmlns:wne="http://schemas.microsoft.com/office/word/2006/wordml" xmlns:wps="http://schemas.microsoft.com/office/word/2010/wordprocessingShape" xmlns:wpsCustomData="http://www.wps.cn/officeDocument/2013/wpsCustomData" mc:Ignorable="w14 w15 wp14">
   <w:p>
     <w:pPr>
-      <w:pStyle w:val="13"/>
+      <w:pStyle w:val="14"/>
       <w:jc w:val="center"/>
       <w:rPr>
         <w:rFonts w:hint="eastAsia"/>
@@ -15432,7 +15609,7 @@
   </w:p>
   <w:p>
     <w:pPr>
-      <w:pStyle w:val="13"/>
+      <w:pStyle w:val="14"/>
       <w:rPr>
         <w:rFonts w:hint="eastAsia"/>
       </w:rPr>
@@ -15453,7 +15630,7 @@
     <w:sdtContent>
       <w:p>
         <w:pPr>
-          <w:pStyle w:val="13"/>
+          <w:pStyle w:val="14"/>
           <w:jc w:val="center"/>
           <w:rPr>
             <w:rFonts w:hint="eastAsia"/>
@@ -15482,7 +15659,7 @@
   </w:sdt>
   <w:p>
     <w:pPr>
-      <w:pStyle w:val="13"/>
+      <w:pStyle w:val="14"/>
       <w:rPr>
         <w:rFonts w:hint="eastAsia"/>
       </w:rPr>
@@ -16073,7 +16250,7 @@
   <w:latentStyles w:count="260" w:defQFormat="0" w:defUnhideWhenUsed="1" w:defSemiHidden="1" w:defUIPriority="99" w:defLockedState="0">
     <w:lsdException w:qFormat="1" w:unhideWhenUsed="0" w:uiPriority="0" w:semiHidden="0" w:name="Normal"/>
     <w:lsdException w:qFormat="1" w:unhideWhenUsed="0" w:uiPriority="9" w:semiHidden="0" w:name="heading 1"/>
-    <w:lsdException w:qFormat="1" w:uiPriority="9" w:name="heading 2"/>
+    <w:lsdException w:qFormat="1" w:uiPriority="9" w:semiHidden="0" w:name="heading 2"/>
     <w:lsdException w:qFormat="1" w:uiPriority="9" w:name="heading 3"/>
     <w:lsdException w:qFormat="1" w:uiPriority="9" w:name="heading 4"/>
     <w:lsdException w:qFormat="1" w:uiPriority="9" w:name="heading 5"/>
@@ -16137,7 +16314,7 @@
     <w:lsdException w:uiPriority="99" w:name="Closing"/>
     <w:lsdException w:uiPriority="99" w:name="Signature"/>
     <w:lsdException w:uiPriority="1" w:name="Default Paragraph Font"/>
-    <w:lsdException w:uiPriority="99" w:name="Body Text"/>
+    <w:lsdException w:qFormat="1" w:unhideWhenUsed="0" w:uiPriority="0" w:semiHidden="0" w:name="Body Text"/>
     <w:lsdException w:uiPriority="99" w:name="Body Text Indent"/>
     <w:lsdException w:uiPriority="99" w:name="List Continue"/>
     <w:lsdException w:uiPriority="99" w:name="List Continue 2"/>
@@ -16345,7 +16522,7 @@
     <w:name w:val="heading 1"/>
     <w:basedOn w:val="1"/>
     <w:next w:val="1"/>
-    <w:link w:val="23"/>
+    <w:link w:val="24"/>
     <w:qFormat/>
     <w:uiPriority w:val="9"/>
     <w:pPr>
@@ -16365,8 +16542,7 @@
     <w:name w:val="heading 2"/>
     <w:basedOn w:val="1"/>
     <w:next w:val="1"/>
-    <w:link w:val="24"/>
-    <w:semiHidden/>
+    <w:link w:val="25"/>
     <w:unhideWhenUsed/>
     <w:qFormat/>
     <w:uiPriority w:val="9"/>
@@ -16387,7 +16563,7 @@
     <w:name w:val="heading 3"/>
     <w:basedOn w:val="1"/>
     <w:next w:val="1"/>
-    <w:link w:val="25"/>
+    <w:link w:val="26"/>
     <w:semiHidden/>
     <w:unhideWhenUsed/>
     <w:qFormat/>
@@ -16409,7 +16585,7 @@
     <w:name w:val="heading 4"/>
     <w:basedOn w:val="1"/>
     <w:next w:val="1"/>
-    <w:link w:val="26"/>
+    <w:link w:val="27"/>
     <w:semiHidden/>
     <w:unhideWhenUsed/>
     <w:qFormat/>
@@ -16431,7 +16607,7 @@
     <w:name w:val="heading 5"/>
     <w:basedOn w:val="1"/>
     <w:next w:val="1"/>
-    <w:link w:val="27"/>
+    <w:link w:val="28"/>
     <w:semiHidden/>
     <w:unhideWhenUsed/>
     <w:qFormat/>
@@ -16452,7 +16628,7 @@
     <w:name w:val="heading 6"/>
     <w:basedOn w:val="1"/>
     <w:next w:val="1"/>
-    <w:link w:val="28"/>
+    <w:link w:val="29"/>
     <w:semiHidden/>
     <w:unhideWhenUsed/>
     <w:qFormat/>
@@ -16474,7 +16650,7 @@
     <w:name w:val="heading 7"/>
     <w:basedOn w:val="1"/>
     <w:next w:val="1"/>
-    <w:link w:val="29"/>
+    <w:link w:val="30"/>
     <w:semiHidden/>
     <w:unhideWhenUsed/>
     <w:qFormat/>
@@ -16504,7 +16680,7 @@
     <w:name w:val="heading 8"/>
     <w:basedOn w:val="1"/>
     <w:next w:val="1"/>
-    <w:link w:val="30"/>
+    <w:link w:val="31"/>
     <w:semiHidden/>
     <w:unhideWhenUsed/>
     <w:qFormat/>
@@ -16532,7 +16708,7 @@
     <w:name w:val="heading 9"/>
     <w:basedOn w:val="1"/>
     <w:next w:val="1"/>
-    <w:link w:val="31"/>
+    <w:link w:val="32"/>
     <w:semiHidden/>
     <w:unhideWhenUsed/>
     <w:qFormat/>
@@ -16556,13 +16732,13 @@
       </w14:textFill>
     </w:rPr>
   </w:style>
-  <w:style w:type="character" w:default="1" w:styleId="21">
+  <w:style w:type="character" w:default="1" w:styleId="22">
     <w:name w:val="Default Paragraph Font"/>
     <w:semiHidden/>
     <w:unhideWhenUsed/>
     <w:uiPriority w:val="1"/>
   </w:style>
-  <w:style w:type="table" w:default="1" w:styleId="19">
+  <w:style w:type="table" w:default="1" w:styleId="20">
     <w:name w:val="Normal Table"/>
     <w:semiHidden/>
     <w:unhideWhenUsed/>
@@ -16590,6 +16766,16 @@
     </w:rPr>
   </w:style>
   <w:style w:type="paragraph" w:styleId="12">
+    <w:name w:val="Body Text"/>
+    <w:basedOn w:val="1"/>
+    <w:link w:val="44"/>
+    <w:qFormat/>
+    <w:uiPriority w:val="0"/>
+    <w:pPr>
+      <w:spacing w:before="180" w:after="180"/>
+    </w:pPr>
+  </w:style>
+  <w:style w:type="paragraph" w:styleId="13">
     <w:name w:val="toc 3"/>
     <w:basedOn w:val="1"/>
     <w:next w:val="1"/>
@@ -16608,10 +16794,10 @@
       <w14:ligatures w14:val="none"/>
     </w:rPr>
   </w:style>
-  <w:style w:type="paragraph" w:styleId="13">
+  <w:style w:type="paragraph" w:styleId="14">
     <w:name w:val="footer"/>
     <w:basedOn w:val="1"/>
-    <w:link w:val="61"/>
+    <w:link w:val="64"/>
     <w:unhideWhenUsed/>
     <w:uiPriority w:val="99"/>
     <w:pPr>
@@ -16627,10 +16813,10 @@
       <w:szCs w:val="18"/>
     </w:rPr>
   </w:style>
-  <w:style w:type="paragraph" w:styleId="14">
+  <w:style w:type="paragraph" w:styleId="15">
     <w:name w:val="header"/>
     <w:basedOn w:val="1"/>
-    <w:link w:val="60"/>
+    <w:link w:val="63"/>
     <w:unhideWhenUsed/>
     <w:uiPriority w:val="99"/>
     <w:pPr>
@@ -16647,7 +16833,7 @@
       <w:szCs w:val="18"/>
     </w:rPr>
   </w:style>
-  <w:style w:type="paragraph" w:styleId="15">
+  <w:style w:type="paragraph" w:styleId="16">
     <w:name w:val="toc 1"/>
     <w:basedOn w:val="1"/>
     <w:next w:val="1"/>
@@ -16669,11 +16855,11 @@
       <w14:ligatures w14:val="none"/>
     </w:rPr>
   </w:style>
-  <w:style w:type="paragraph" w:styleId="16">
+  <w:style w:type="paragraph" w:styleId="17">
     <w:name w:val="Subtitle"/>
     <w:basedOn w:val="1"/>
     <w:next w:val="1"/>
-    <w:link w:val="33"/>
+    <w:link w:val="34"/>
     <w:qFormat/>
     <w:uiPriority w:val="11"/>
     <w:pPr>
@@ -16695,7 +16881,7 @@
       </w14:textFill>
     </w:rPr>
   </w:style>
-  <w:style w:type="paragraph" w:styleId="17">
+  <w:style w:type="paragraph" w:styleId="18">
     <w:name w:val="toc 2"/>
     <w:basedOn w:val="1"/>
     <w:next w:val="1"/>
@@ -16714,11 +16900,11 @@
       <w14:ligatures w14:val="none"/>
     </w:rPr>
   </w:style>
-  <w:style w:type="paragraph" w:styleId="18">
+  <w:style w:type="paragraph" w:styleId="19">
     <w:name w:val="Title"/>
     <w:basedOn w:val="1"/>
     <w:next w:val="1"/>
-    <w:link w:val="32"/>
+    <w:link w:val="33"/>
     <w:qFormat/>
     <w:uiPriority w:val="10"/>
     <w:pPr>
@@ -16734,9 +16920,9 @@
       <w:szCs w:val="56"/>
     </w:rPr>
   </w:style>
-  <w:style w:type="table" w:styleId="20">
+  <w:style w:type="table" w:styleId="21">
     <w:name w:val="Table Grid"/>
-    <w:basedOn w:val="19"/>
+    <w:basedOn w:val="20"/>
     <w:uiPriority w:val="39"/>
     <w:pPr>
       <w:spacing w:after="0" w:line="240" w:lineRule="auto"/>
@@ -16757,9 +16943,9 @@
       </w:tblBorders>
     </w:tblPr>
   </w:style>
-  <w:style w:type="character" w:styleId="22">
+  <w:style w:type="character" w:styleId="23">
     <w:name w:val="Hyperlink"/>
-    <w:basedOn w:val="21"/>
+    <w:basedOn w:val="22"/>
     <w:unhideWhenUsed/>
     <w:uiPriority w:val="99"/>
     <w:rPr>
@@ -16772,9 +16958,9 @@
       </w14:textFill>
     </w:rPr>
   </w:style>
-  <w:style w:type="character" w:customStyle="1" w:styleId="23">
+  <w:style w:type="character" w:customStyle="1" w:styleId="24">
     <w:name w:val="标题 1 字符"/>
-    <w:basedOn w:val="21"/>
+    <w:basedOn w:val="22"/>
     <w:link w:val="2"/>
     <w:uiPriority w:val="9"/>
     <w:rPr>
@@ -16784,9 +16970,9 @@
       <w:szCs w:val="48"/>
     </w:rPr>
   </w:style>
-  <w:style w:type="character" w:customStyle="1" w:styleId="24">
+  <w:style w:type="character" w:customStyle="1" w:styleId="25">
     <w:name w:val="标题 2 字符"/>
-    <w:basedOn w:val="21"/>
+    <w:basedOn w:val="22"/>
     <w:link w:val="3"/>
     <w:semiHidden/>
     <w:uiPriority w:val="9"/>
@@ -16797,9 +16983,9 @@
       <w:szCs w:val="40"/>
     </w:rPr>
   </w:style>
-  <w:style w:type="character" w:customStyle="1" w:styleId="25">
+  <w:style w:type="character" w:customStyle="1" w:styleId="26">
     <w:name w:val="标题 3 字符"/>
-    <w:basedOn w:val="21"/>
+    <w:basedOn w:val="22"/>
     <w:link w:val="4"/>
     <w:semiHidden/>
     <w:uiPriority w:val="9"/>
@@ -16810,9 +16996,9 @@
       <w:szCs w:val="32"/>
     </w:rPr>
   </w:style>
-  <w:style w:type="character" w:customStyle="1" w:styleId="26">
+  <w:style w:type="character" w:customStyle="1" w:styleId="27">
     <w:name w:val="标题 4 字符"/>
-    <w:basedOn w:val="21"/>
+    <w:basedOn w:val="22"/>
     <w:link w:val="5"/>
     <w:semiHidden/>
     <w:uiPriority w:val="9"/>
@@ -16823,9 +17009,9 @@
       <w:szCs w:val="28"/>
     </w:rPr>
   </w:style>
-  <w:style w:type="character" w:customStyle="1" w:styleId="27">
+  <w:style w:type="character" w:customStyle="1" w:styleId="28">
     <w:name w:val="标题 5 字符"/>
-    <w:basedOn w:val="21"/>
+    <w:basedOn w:val="22"/>
     <w:link w:val="6"/>
     <w:semiHidden/>
     <w:uiPriority w:val="9"/>
@@ -16835,9 +17021,9 @@
       <w:sz w:val="24"/>
     </w:rPr>
   </w:style>
-  <w:style w:type="character" w:customStyle="1" w:styleId="28">
+  <w:style w:type="character" w:customStyle="1" w:styleId="29">
     <w:name w:val="标题 6 字符"/>
-    <w:basedOn w:val="21"/>
+    <w:basedOn w:val="22"/>
     <w:link w:val="7"/>
     <w:semiHidden/>
     <w:uiPriority w:val="9"/>
@@ -16848,9 +17034,9 @@
       <w:color w:val="104862" w:themeColor="accent1" w:themeShade="BF"/>
     </w:rPr>
   </w:style>
-  <w:style w:type="character" w:customStyle="1" w:styleId="29">
+  <w:style w:type="character" w:customStyle="1" w:styleId="30">
     <w:name w:val="标题 7 字符"/>
-    <w:basedOn w:val="21"/>
+    <w:basedOn w:val="22"/>
     <w:link w:val="8"/>
     <w:semiHidden/>
     <w:uiPriority w:val="9"/>
@@ -16869,9 +17055,9 @@
       </w14:textFill>
     </w:rPr>
   </w:style>
-  <w:style w:type="character" w:customStyle="1" w:styleId="30">
+  <w:style w:type="character" w:customStyle="1" w:styleId="31">
     <w:name w:val="标题 8 字符"/>
-    <w:basedOn w:val="21"/>
+    <w:basedOn w:val="22"/>
     <w:link w:val="9"/>
     <w:semiHidden/>
     <w:uiPriority w:val="9"/>
@@ -16888,9 +17074,9 @@
       </w14:textFill>
     </w:rPr>
   </w:style>
-  <w:style w:type="character" w:customStyle="1" w:styleId="31">
+  <w:style w:type="character" w:customStyle="1" w:styleId="32">
     <w:name w:val="标题 9 字符"/>
-    <w:basedOn w:val="21"/>
+    <w:basedOn w:val="22"/>
     <w:link w:val="10"/>
     <w:semiHidden/>
     <w:uiPriority w:val="9"/>
@@ -16907,10 +17093,10 @@
       </w14:textFill>
     </w:rPr>
   </w:style>
-  <w:style w:type="character" w:customStyle="1" w:styleId="32">
+  <w:style w:type="character" w:customStyle="1" w:styleId="33">
     <w:name w:val="标题 字符"/>
-    <w:basedOn w:val="21"/>
-    <w:link w:val="18"/>
+    <w:basedOn w:val="22"/>
+    <w:link w:val="19"/>
     <w:uiPriority w:val="10"/>
     <w:rPr>
       <w:rFonts w:asciiTheme="majorHAnsi" w:hAnsiTheme="majorHAnsi" w:eastAsiaTheme="majorEastAsia" w:cstheme="majorBidi"/>
@@ -16920,10 +17106,10 @@
       <w:szCs w:val="56"/>
     </w:rPr>
   </w:style>
-  <w:style w:type="character" w:customStyle="1" w:styleId="33">
+  <w:style w:type="character" w:customStyle="1" w:styleId="34">
     <w:name w:val="副标题 字符"/>
-    <w:basedOn w:val="21"/>
-    <w:link w:val="16"/>
+    <w:basedOn w:val="22"/>
+    <w:link w:val="17"/>
     <w:uiPriority w:val="11"/>
     <w:rPr>
       <w:rFonts w:asciiTheme="majorHAnsi" w:hAnsiTheme="majorHAnsi" w:eastAsiaTheme="majorEastAsia" w:cstheme="majorBidi"/>
@@ -16941,11 +17127,11 @@
       </w14:textFill>
     </w:rPr>
   </w:style>
-  <w:style w:type="paragraph" w:styleId="34">
+  <w:style w:type="paragraph" w:styleId="35">
     <w:name w:val="Quote"/>
     <w:basedOn w:val="1"/>
     <w:next w:val="1"/>
-    <w:link w:val="35"/>
+    <w:link w:val="36"/>
     <w:qFormat/>
     <w:uiPriority w:val="29"/>
     <w:pPr>
@@ -16966,10 +17152,10 @@
       </w14:textFill>
     </w:rPr>
   </w:style>
-  <w:style w:type="character" w:customStyle="1" w:styleId="35">
+  <w:style w:type="character" w:customStyle="1" w:styleId="36">
     <w:name w:val="引用 字符"/>
-    <w:basedOn w:val="21"/>
-    <w:link w:val="34"/>
+    <w:basedOn w:val="22"/>
+    <w:link w:val="35"/>
     <w:uiPriority w:val="29"/>
     <w:rPr>
       <w:i/>
@@ -16985,7 +17171,7 @@
       </w14:textFill>
     </w:rPr>
   </w:style>
-  <w:style w:type="paragraph" w:styleId="36">
+  <w:style w:type="paragraph" w:styleId="37">
     <w:name w:val="List Paragraph"/>
     <w:basedOn w:val="1"/>
     <w:qFormat/>
@@ -16995,9 +17181,9 @@
       <w:contextualSpacing/>
     </w:pPr>
   </w:style>
-  <w:style w:type="character" w:customStyle="1" w:styleId="37">
+  <w:style w:type="character" w:customStyle="1" w:styleId="38">
     <w:name w:val="Intense Emphasis"/>
-    <w:basedOn w:val="21"/>
+    <w:basedOn w:val="22"/>
     <w:qFormat/>
     <w:uiPriority w:val="21"/>
     <w:rPr>
@@ -17006,11 +17192,11 @@
       <w:color w:val="104862" w:themeColor="accent1" w:themeShade="BF"/>
     </w:rPr>
   </w:style>
-  <w:style w:type="paragraph" w:styleId="38">
+  <w:style w:type="paragraph" w:styleId="39">
     <w:name w:val="Intense Quote"/>
     <w:basedOn w:val="1"/>
     <w:next w:val="1"/>
-    <w:link w:val="39"/>
+    <w:link w:val="40"/>
     <w:qFormat/>
     <w:uiPriority w:val="30"/>
     <w:pPr>
@@ -17028,10 +17214,10 @@
       <w:color w:val="104862" w:themeColor="accent1" w:themeShade="BF"/>
     </w:rPr>
   </w:style>
-  <w:style w:type="character" w:customStyle="1" w:styleId="39">
+  <w:style w:type="character" w:customStyle="1" w:styleId="40">
     <w:name w:val="明显引用 字符"/>
-    <w:basedOn w:val="21"/>
-    <w:link w:val="38"/>
+    <w:basedOn w:val="22"/>
+    <w:link w:val="39"/>
     <w:uiPriority w:val="30"/>
     <w:rPr>
       <w:i/>
@@ -17039,9 +17225,9 @@
       <w:color w:val="104862" w:themeColor="accent1" w:themeShade="BF"/>
     </w:rPr>
   </w:style>
-  <w:style w:type="character" w:customStyle="1" w:styleId="40">
+  <w:style w:type="character" w:customStyle="1" w:styleId="41">
     <w:name w:val="Intense Reference"/>
-    <w:basedOn w:val="21"/>
+    <w:basedOn w:val="22"/>
     <w:qFormat/>
     <w:uiPriority w:val="32"/>
     <w:rPr>
@@ -17052,7 +17238,7 @@
       <w:spacing w:val="5"/>
     </w:rPr>
   </w:style>
-  <w:style w:type="paragraph" w:customStyle="1" w:styleId="41">
+  <w:style w:type="paragraph" w:customStyle="1" w:styleId="42">
     <w:name w:val="msonormal"/>
     <w:basedOn w:val="1"/>
     <w:uiPriority w:val="0"/>
@@ -17067,17 +17253,32 @@
       <w14:ligatures w14:val="none"/>
     </w:rPr>
   </w:style>
-  <w:style w:type="character" w:customStyle="1" w:styleId="42">
+  <w:style w:type="character" w:customStyle="1" w:styleId="43">
     <w:name w:val="Verbatim Char"/>
+    <w:basedOn w:val="44"/>
+    <w:link w:val="45"/>
     <w:uiPriority w:val="0"/>
-    <w:rPr>
-      <w:rFonts w:hint="default" w:ascii="Consolas" w:hAnsi="Consolas"/>
-      <w:sz w:val="22"/>
-    </w:rPr>
   </w:style>
-  <w:style w:type="table" w:customStyle="1" w:styleId="43">
+  <w:style w:type="character" w:customStyle="1" w:styleId="44">
+    <w:name w:val="Body Text Char"/>
+    <w:basedOn w:val="22"/>
+    <w:link w:val="12"/>
+    <w:qFormat/>
+    <w:uiPriority w:val="0"/>
+  </w:style>
+  <w:style w:type="paragraph" w:customStyle="1" w:styleId="45">
+    <w:name w:val="Source Code"/>
+    <w:basedOn w:val="1"/>
+    <w:link w:val="43"/>
+    <w:qFormat/>
+    <w:uiPriority w:val="0"/>
+    <w:pPr>
+      <w:wordWrap w:val="0"/>
+    </w:pPr>
+  </w:style>
+  <w:style w:type="table" w:customStyle="1" w:styleId="46">
     <w:name w:val="Normal Grid"/>
-    <w:basedOn w:val="19"/>
+    <w:basedOn w:val="20"/>
     <w:uiPriority w:val="39"/>
     <w:pPr>
       <w:spacing w:after="0" w:line="240" w:lineRule="auto"/>
@@ -17098,11 +17299,11 @@
       </w:tblCellMar>
     </w:tblPr>
   </w:style>
-  <w:style w:type="paragraph" w:customStyle="1" w:styleId="44">
+  <w:style w:type="paragraph" w:customStyle="1" w:styleId="47">
     <w:name w:val="封-图"/>
     <w:basedOn w:val="1"/>
     <w:next w:val="1"/>
-    <w:link w:val="46"/>
+    <w:link w:val="49"/>
     <w:qFormat/>
     <w:uiPriority w:val="2"/>
     <w:pPr>
@@ -17116,11 +17317,11 @@
       <w14:ligatures w14:val="none"/>
     </w:rPr>
   </w:style>
-  <w:style w:type="paragraph" w:customStyle="1" w:styleId="45">
+  <w:style w:type="paragraph" w:customStyle="1" w:styleId="48">
     <w:name w:val="封-title"/>
     <w:basedOn w:val="1"/>
     <w:next w:val="1"/>
-    <w:link w:val="48"/>
+    <w:link w:val="51"/>
     <w:qFormat/>
     <w:uiPriority w:val="2"/>
     <w:pPr>
@@ -17135,10 +17336,10 @@
       <w14:ligatures w14:val="none"/>
     </w:rPr>
   </w:style>
-  <w:style w:type="character" w:customStyle="1" w:styleId="46">
+  <w:style w:type="character" w:customStyle="1" w:styleId="49">
     <w:name w:val="封-图 字符"/>
-    <w:basedOn w:val="21"/>
-    <w:link w:val="44"/>
+    <w:basedOn w:val="22"/>
+    <w:link w:val="47"/>
     <w:uiPriority w:val="2"/>
     <w:rPr>
       <w:rFonts w:ascii="Times New Roman" w:hAnsi="Times New Roman" w:eastAsia="宋体"/>
@@ -17147,19 +17348,19 @@
       <w14:ligatures w14:val="none"/>
     </w:rPr>
   </w:style>
-  <w:style w:type="character" w:styleId="47">
+  <w:style w:type="character" w:styleId="50">
     <w:name w:val="Placeholder Text"/>
-    <w:basedOn w:val="21"/>
+    <w:basedOn w:val="22"/>
     <w:semiHidden/>
     <w:uiPriority w:val="99"/>
     <w:rPr>
       <w:color w:val="808080"/>
     </w:rPr>
   </w:style>
-  <w:style w:type="character" w:customStyle="1" w:styleId="48">
+  <w:style w:type="character" w:customStyle="1" w:styleId="51">
     <w:name w:val="封-title 字符"/>
-    <w:basedOn w:val="21"/>
-    <w:link w:val="45"/>
+    <w:basedOn w:val="22"/>
+    <w:link w:val="48"/>
     <w:uiPriority w:val="2"/>
     <w:rPr>
       <w:rFonts w:ascii="Arial" w:hAnsi="Arial" w:eastAsia="黑体"/>
@@ -17169,11 +17370,11 @@
       <w14:ligatures w14:val="none"/>
     </w:rPr>
   </w:style>
-  <w:style w:type="paragraph" w:customStyle="1" w:styleId="49">
+  <w:style w:type="paragraph" w:customStyle="1" w:styleId="52">
     <w:name w:val="封-subtitle"/>
-    <w:basedOn w:val="45"/>
+    <w:basedOn w:val="48"/>
     <w:next w:val="1"/>
-    <w:link w:val="51"/>
+    <w:link w:val="54"/>
     <w:qFormat/>
     <w:uiPriority w:val="2"/>
     <w:pPr>
@@ -17183,11 +17384,11 @@
       <w:sz w:val="36"/>
     </w:rPr>
   </w:style>
-  <w:style w:type="paragraph" w:customStyle="1" w:styleId="50">
+  <w:style w:type="paragraph" w:customStyle="1" w:styleId="53">
     <w:name w:val="封-info"/>
     <w:basedOn w:val="1"/>
     <w:next w:val="1"/>
-    <w:link w:val="52"/>
+    <w:link w:val="55"/>
     <w:qFormat/>
     <w:uiPriority w:val="2"/>
     <w:pPr>
@@ -17202,10 +17403,10 @@
       <w14:ligatures w14:val="none"/>
     </w:rPr>
   </w:style>
-  <w:style w:type="character" w:customStyle="1" w:styleId="51">
+  <w:style w:type="character" w:customStyle="1" w:styleId="54">
     <w:name w:val="封-subtitle 字符"/>
-    <w:basedOn w:val="48"/>
-    <w:link w:val="49"/>
+    <w:basedOn w:val="51"/>
+    <w:link w:val="52"/>
     <w:uiPriority w:val="2"/>
     <w:rPr>
       <w:rFonts w:ascii="Arial" w:hAnsi="Arial" w:eastAsia="黑体"/>
@@ -17214,10 +17415,10 @@
       <w14:ligatures w14:val="none"/>
     </w:rPr>
   </w:style>
-  <w:style w:type="character" w:customStyle="1" w:styleId="52">
+  <w:style w:type="character" w:customStyle="1" w:styleId="55">
     <w:name w:val="封-info 字符"/>
-    <w:basedOn w:val="21"/>
-    <w:link w:val="50"/>
+    <w:basedOn w:val="22"/>
+    <w:link w:val="53"/>
     <w:uiPriority w:val="2"/>
     <w:rPr>
       <w:rFonts w:ascii="Arial" w:hAnsi="Arial" w:eastAsia="黑体"/>
@@ -17227,11 +17428,11 @@
       <w14:ligatures w14:val="none"/>
     </w:rPr>
   </w:style>
-  <w:style w:type="paragraph" w:customStyle="1" w:styleId="53">
+  <w:style w:type="paragraph" w:customStyle="1" w:styleId="56">
     <w:name w:val="摘-字"/>
     <w:basedOn w:val="1"/>
     <w:next w:val="1"/>
-    <w:link w:val="54"/>
+    <w:link w:val="57"/>
     <w:qFormat/>
     <w:uiPriority w:val="2"/>
     <w:pPr>
@@ -17247,10 +17448,10 @@
       <w14:ligatures w14:val="none"/>
     </w:rPr>
   </w:style>
-  <w:style w:type="character" w:customStyle="1" w:styleId="54">
+  <w:style w:type="character" w:customStyle="1" w:styleId="57">
     <w:name w:val="摘-字 字符"/>
-    <w:basedOn w:val="21"/>
-    <w:link w:val="53"/>
+    <w:basedOn w:val="22"/>
+    <w:link w:val="56"/>
     <w:uiPriority w:val="2"/>
     <w:rPr>
       <w:rFonts w:ascii="Arial" w:hAnsi="Arial" w:eastAsia="黑体"/>
@@ -17260,9 +17461,9 @@
       <w14:ligatures w14:val="none"/>
     </w:rPr>
   </w:style>
-  <w:style w:type="character" w:customStyle="1" w:styleId="55">
+  <w:style w:type="character" w:customStyle="1" w:styleId="58">
     <w:name w:val="摘-key-字"/>
-    <w:basedOn w:val="21"/>
+    <w:basedOn w:val="22"/>
     <w:qFormat/>
     <w:uiPriority w:val="2"/>
     <w:rPr>
@@ -17271,11 +17472,11 @@
       <w:sz w:val="28"/>
     </w:rPr>
   </w:style>
-  <w:style w:type="paragraph" w:customStyle="1" w:styleId="56">
+  <w:style w:type="paragraph" w:customStyle="1" w:styleId="59">
     <w:name w:val="chapter-无编号"/>
     <w:basedOn w:val="1"/>
     <w:next w:val="1"/>
-    <w:link w:val="57"/>
+    <w:link w:val="60"/>
     <w:qFormat/>
     <w:uiPriority w:val="0"/>
     <w:pPr>
@@ -17292,10 +17493,10 @@
       <w14:ligatures w14:val="none"/>
     </w:rPr>
   </w:style>
-  <w:style w:type="character" w:customStyle="1" w:styleId="57">
+  <w:style w:type="character" w:customStyle="1" w:styleId="60">
     <w:name w:val="chapter-无编号 字符"/>
-    <w:basedOn w:val="21"/>
-    <w:link w:val="56"/>
+    <w:basedOn w:val="22"/>
+    <w:link w:val="59"/>
     <w:uiPriority w:val="0"/>
     <w:rPr>
       <w:rFonts w:ascii="Arial" w:hAnsi="Arial" w:eastAsia="黑体"/>
@@ -17305,11 +17506,11 @@
       <w14:ligatures w14:val="none"/>
     </w:rPr>
   </w:style>
-  <w:style w:type="paragraph" w:customStyle="1" w:styleId="58">
+  <w:style w:type="paragraph" w:customStyle="1" w:styleId="61">
     <w:name w:val="目录-字"/>
     <w:basedOn w:val="1"/>
     <w:next w:val="1"/>
-    <w:link w:val="59"/>
+    <w:link w:val="62"/>
     <w:qFormat/>
     <w:uiPriority w:val="2"/>
     <w:pPr>
@@ -17325,10 +17526,10 @@
       <w14:ligatures w14:val="none"/>
     </w:rPr>
   </w:style>
-  <w:style w:type="character" w:customStyle="1" w:styleId="59">
+  <w:style w:type="character" w:customStyle="1" w:styleId="62">
     <w:name w:val="目录-字 字符"/>
-    <w:basedOn w:val="21"/>
-    <w:link w:val="58"/>
+    <w:basedOn w:val="22"/>
+    <w:link w:val="61"/>
     <w:uiPriority w:val="2"/>
     <w:rPr>
       <w:rFonts w:ascii="Arial" w:hAnsi="Arial" w:eastAsia="黑体"/>
@@ -17338,9 +17539,19 @@
       <w14:ligatures w14:val="none"/>
     </w:rPr>
   </w:style>
-  <w:style w:type="character" w:customStyle="1" w:styleId="60">
+  <w:style w:type="character" w:customStyle="1" w:styleId="63">
     <w:name w:val="页眉 字符"/>
-    <w:basedOn w:val="21"/>
+    <w:basedOn w:val="22"/>
+    <w:link w:val="15"/>
+    <w:uiPriority w:val="99"/>
+    <w:rPr>
+      <w:sz w:val="18"/>
+      <w:szCs w:val="18"/>
+    </w:rPr>
+  </w:style>
+  <w:style w:type="character" w:customStyle="1" w:styleId="64">
+    <w:name w:val="页脚 字符"/>
+    <w:basedOn w:val="22"/>
     <w:link w:val="14"/>
     <w:uiPriority w:val="99"/>
     <w:rPr>
@@ -17348,15 +17559,12 @@
       <w:szCs w:val="18"/>
     </w:rPr>
   </w:style>
-  <w:style w:type="character" w:customStyle="1" w:styleId="61">
-    <w:name w:val="页脚 字符"/>
-    <w:basedOn w:val="21"/>
-    <w:link w:val="13"/>
-    <w:uiPriority w:val="99"/>
-    <w:rPr>
-      <w:sz w:val="18"/>
-      <w:szCs w:val="18"/>
-    </w:rPr>
+  <w:style w:type="paragraph" w:customStyle="1" w:styleId="65">
+    <w:name w:val="First Paragraph"/>
+    <w:basedOn w:val="12"/>
+    <w:next w:val="12"/>
+    <w:qFormat/>
+    <w:uiPriority w:val="0"/>
   </w:style>
 </w:styles>
 </file>
@@ -17648,7 +17856,7 @@
 </file>
 
 <file path=customXml/item2.xml><?xml version="1.0" encoding="utf-8"?>
-<b:Sources xmlns:b="http://schemas.openxmlformats.org/officeDocument/2006/bibliography" xmlns="http://schemas.openxmlformats.org/officeDocument/2006/bibliography" StyleName="APA" Version="6" SelectedStyle="\APASixthEditionOfficeOnline.xsl"/>
+<b:Sources xmlns:b="http://schemas.openxmlformats.org/officeDocument/2006/bibliography" xmlns="http://schemas.openxmlformats.org/officeDocument/2006/bibliography" SelectedStyle="\APASixthEditionOfficeOnline.xsl" Version="6" StyleName="APA"/>
 </file>
 
 <file path=customXml/itemProps1.xml><?xml version="1.0" encoding="utf-8"?>
